--- a/docs/homeworks/study_design_homework/study_design_homework.docx
+++ b/docs/homeworks/study_design_homework/study_design_homework.docx
@@ -3066,7 +3066,7 @@
     </w:rPrDefault>
     <w:pPrDefault>
       <w:pPr>
-        <w:spacing w:before="0"/>
+        <w:spacing w:after="0" w:before="0" w:line="240" w:lineRule="auto"/>
       </w:pPr>
     </w:pPrDefault>
   </w:docDefaults>
